--- a/downloads/teacher/04 Units/Unit 06 - Food Systems and Production - From Farm to Table/Lesson 06.07 - Quick Bread Science Lab.docx
+++ b/downloads/teacher/04 Units/Unit 06 - Food Systems and Production - From Farm to Table/Lesson 06.07 - Quick Bread Science Lab.docx
@@ -274,23 +274,41 @@
       <w:r>
         <w:t xml:space="preserve">By the end of this lesson, students will be able to:</w:t>
       </w:r>
-      <w:r>
-        <w:t xml:space="preserve"> </w:t>
-      </w:r>
-      <w:r>
-        <w:t xml:space="preserve">1. (Low: understand) Explain how leavening works in one or two sentences: baking powder and baking soda make carbon dioxide gas, the gas makes bubbles, the bubbles lift the batter, and baking soda needs an acid to start.</w:t>
-      </w:r>
-      <w:r>
-        <w:t xml:space="preserve"> </w:t>
-      </w:r>
-      <w:r>
-        <w:t xml:space="preserve">2. (Mid: apply) Name the independent variable, the dependent variable, and at least four constants in the class’s four-batch experiment, and write a hypothesis that predicts an outcome for each batch.</w:t>
-      </w:r>
-      <w:r>
-        <w:t xml:space="preserve"> </w:t>
-      </w:r>
-      <w:r>
-        <w:t xml:space="preserve">3. (High: evaluate) Using the height, crumb, and taste data from all four batches, write a conclusion that says whether the hypothesis held, names the evidence, and identifies one thing that could have gone wrong with the test.</w:t>
+    </w:p>
+    <w:p>
+      <w:pPr>
+        <w:numPr>
+          <w:ilvl w:val="0"/>
+          <w:numId w:val="1002"/>
+        </w:numPr>
+        <w:pStyle w:val="Compact"/>
+      </w:pPr>
+      <w:r>
+        <w:t xml:space="preserve">(Low: understand) Explain how leavening works in one or two sentences: baking powder and baking soda make carbon dioxide gas, the gas makes bubbles, the bubbles lift the batter, and baking soda needs an acid to start.</w:t>
+      </w:r>
+    </w:p>
+    <w:p>
+      <w:pPr>
+        <w:numPr>
+          <w:ilvl w:val="0"/>
+          <w:numId w:val="1002"/>
+        </w:numPr>
+        <w:pStyle w:val="Compact"/>
+      </w:pPr>
+      <w:r>
+        <w:t xml:space="preserve">(Mid: apply) Name the independent variable, the dependent variable, and at least four constants in the class’s four-batch experiment, and write a hypothesis that predicts an outcome for each batch.</w:t>
+      </w:r>
+    </w:p>
+    <w:p>
+      <w:pPr>
+        <w:numPr>
+          <w:ilvl w:val="0"/>
+          <w:numId w:val="1002"/>
+        </w:numPr>
+        <w:pStyle w:val="Compact"/>
+      </w:pPr>
+      <w:r>
+        <w:t xml:space="preserve">(High: evaluate) Using the height, crumb, and taste data from all four batches, write a conclusion that says whether the hypothesis held, names the evidence, and identifies one thing that could have gone wrong with the test.</w:t>
       </w:r>
     </w:p>
     <w:p>
@@ -343,21 +361,27 @@
       <w:r>
         <w:t xml:space="preserve">Day 1, the fizz demonstration, per class:</w:t>
       </w:r>
-      <w:r>
-        <w:t xml:space="preserve"> </w:t>
-      </w:r>
-      <w:r>
-        <w:t xml:space="preserve">- 4 clear cups, water, white vinegar, 1 teaspoon of baking soda, 1 teaspoon of baking powder, 4 spoons, a tray to catch overflow. Cups 1 and 2 test baking soda in water and baking soda in vinegar. Cups 3 and 4 test baking powder in water and baking powder in vinegar. Cost about $2 for the vinegar, which is a pantry item afterward.</w:t>
-      </w:r>
-      <w:r>
-        <w:t xml:space="preserve"> </w:t>
-      </w:r>
-      <w:r>
-        <w:t xml:space="preserve">-</w:t>
-      </w:r>
-      <w:r>
-        <w:t xml:space="preserve"> </w:t>
-      </w:r>
+    </w:p>
+    <w:p>
+      <w:pPr>
+        <w:numPr>
+          <w:ilvl w:val="0"/>
+          <w:numId w:val="1003"/>
+        </w:numPr>
+        <w:pStyle w:val="Compact"/>
+      </w:pPr>
+      <w:r>
+        <w:t xml:space="preserve">4 clear cups, water, white vinegar, 1 teaspoon of baking soda, 1 teaspoon of baking powder, 4 spoons, a tray to catch overflow. Cups 1 and 2 test baking soda in water and baking soda in vinegar. Cups 3 and 4 test baking powder in water and baking powder in vinegar. Cost about $2 for the vinegar, which is a pantry item afterward.</w:t>
+      </w:r>
+    </w:p>
+    <w:p>
+      <w:pPr>
+        <w:numPr>
+          <w:ilvl w:val="0"/>
+          <w:numId w:val="1003"/>
+        </w:numPr>
+        <w:pStyle w:val="Compact"/>
+      </w:pPr>
       <w:r>
         <w:rPr>
           <w:rStyle w:val="VerbatimChar"/>
@@ -370,46 +394,82 @@
     </w:p>
     <w:p>
       <w:pPr>
-        <w:pStyle w:val="BodyText"/>
+        <w:pStyle w:val="FirstParagraph"/>
       </w:pPr>
       <w:r>
         <w:t xml:space="preserve">Day 2, per station of about seven students, four batches of four small muffins each:</w:t>
       </w:r>
-      <w:r>
-        <w:t xml:space="preserve"> </w:t>
-      </w:r>
-      <w:r>
-        <w:t xml:space="preserve">- Dry, per batch: 1 cup all purpose flour, 2 Tbsp sugar, 1/4 tsp salt, plus the leavening treatment for that batch (see the table)</w:t>
-      </w:r>
-      <w:r>
-        <w:t xml:space="preserve"> </w:t>
-      </w:r>
-      <w:r>
-        <w:t xml:space="preserve">- Wet, per batch: 1/2 cup milk, 2 Tbsp vegetable oil, 1 egg, pre-cracked into a cup by the teacher</w:t>
-      </w:r>
-      <w:r>
-        <w:t xml:space="preserve"> </w:t>
-      </w:r>
-      <w:r>
-        <w:t xml:space="preserve">- Leavening treatments: Batch A (control) 1 tsp baking powder. Batch B 0, no leavening at all. Batch C 2 tsp baking powder. Batch D 1 tsp baking soda and no acid anywhere in the batter.</w:t>
-      </w:r>
-      <w:r>
-        <w:t xml:space="preserve"> </w:t>
-      </w:r>
-      <w:r>
-        <w:t xml:space="preserve">- Tools per station: 4 medium bowls labeled A, B, C, D with tape, 4 spoons or whisks, dry measuring cups, measuring spoons, a straight edge for leveling, 1 liquid measuring cup, 1 muffin tin with 16 paper liners (or 4 tins of 4), 1 ruler per station, 2 oven mitts, 1 trivet, paper plates and forks, 1 sanitizing spray and 2 cloths</w:t>
-      </w:r>
-      <w:r>
-        <w:t xml:space="preserve"> </w:t>
-      </w:r>
-      <w:r>
-        <w:t xml:space="preserve">- Oven at 400 degrees. Bake about 12 to 14 minutes. The teacher opens the oven and moves the tin, every time.</w:t>
-      </w:r>
-      <w:r>
-        <w:t xml:space="preserve"> </w:t>
-      </w:r>
-      <w:r>
-        <w:t xml:space="preserve">- Slides:</w:t>
+    </w:p>
+    <w:p>
+      <w:pPr>
+        <w:numPr>
+          <w:ilvl w:val="0"/>
+          <w:numId w:val="1004"/>
+        </w:numPr>
+        <w:pStyle w:val="Compact"/>
+      </w:pPr>
+      <w:r>
+        <w:t xml:space="preserve">Dry, per batch: 1 cup all purpose flour, 2 Tbsp sugar, 1/4 tsp salt, plus the leavening treatment for that batch (see the table)</w:t>
+      </w:r>
+    </w:p>
+    <w:p>
+      <w:pPr>
+        <w:numPr>
+          <w:ilvl w:val="0"/>
+          <w:numId w:val="1004"/>
+        </w:numPr>
+        <w:pStyle w:val="Compact"/>
+      </w:pPr>
+      <w:r>
+        <w:t xml:space="preserve">Wet, per batch: 1/2 cup milk, 2 Tbsp vegetable oil, 1 egg, pre-cracked into a cup by the teacher</w:t>
+      </w:r>
+    </w:p>
+    <w:p>
+      <w:pPr>
+        <w:numPr>
+          <w:ilvl w:val="0"/>
+          <w:numId w:val="1004"/>
+        </w:numPr>
+        <w:pStyle w:val="Compact"/>
+      </w:pPr>
+      <w:r>
+        <w:t xml:space="preserve">Leavening treatments: Batch A (control) 1 tsp baking powder. Batch B 0, no leavening at all. Batch C 2 tsp baking powder. Batch D 1 tsp baking soda and no acid anywhere in the batter.</w:t>
+      </w:r>
+    </w:p>
+    <w:p>
+      <w:pPr>
+        <w:numPr>
+          <w:ilvl w:val="0"/>
+          <w:numId w:val="1004"/>
+        </w:numPr>
+        <w:pStyle w:val="Compact"/>
+      </w:pPr>
+      <w:r>
+        <w:t xml:space="preserve">Tools per station: 4 medium bowls labeled A, B, C, D with tape, 4 spoons or whisks, dry measuring cups, measuring spoons, a straight edge for leveling, 1 liquid measuring cup, 1 muffin tin with 16 paper liners (or 4 tins of 4), 1 ruler per station, 2 oven mitts, 1 trivet, paper plates and forks, 1 sanitizing spray and 2 cloths</w:t>
+      </w:r>
+    </w:p>
+    <w:p>
+      <w:pPr>
+        <w:numPr>
+          <w:ilvl w:val="0"/>
+          <w:numId w:val="1004"/>
+        </w:numPr>
+        <w:pStyle w:val="Compact"/>
+      </w:pPr>
+      <w:r>
+        <w:t xml:space="preserve">Oven at 400 degrees. Bake about 12 to 14 minutes. The teacher opens the oven and moves the tin, every time.</w:t>
+      </w:r>
+    </w:p>
+    <w:p>
+      <w:pPr>
+        <w:numPr>
+          <w:ilvl w:val="0"/>
+          <w:numId w:val="1004"/>
+        </w:numPr>
+        <w:pStyle w:val="Compact"/>
+      </w:pPr>
+      <w:r>
+        <w:t xml:space="preserve">Slides:</w:t>
       </w:r>
       <w:r>
         <w:t xml:space="preserve"> </w:t>
@@ -426,11 +486,17 @@
       <w:r>
         <w:t xml:space="preserve">(Day 1 and Day 2 marked)</w:t>
       </w:r>
-      <w:r>
-        <w:t xml:space="preserve"> </w:t>
-      </w:r>
-      <w:r>
-        <w:t xml:space="preserve">- Setup notes: label the four bowls before class or the batches get mixed up, which ruins the experiment and the period. Pre-crack the eggs into a cup per station. Put the leavening jars at the teacher’s table, not the station, and dispense them yourself, because a student who adds baking powder to Batch B by accident has ended the experiment. Set the oven at the start of Day 2’s do now. Sanitation routine, same six steps as every lab: hair back, sleeves up, wash hands, sanitize surfaces, clean as you go, station check before dismissal. Allergy check the day before: wheat, dairy, and egg are all in this recipe. Substitutions are in Differentiation. Nobody is required to taste. Cost per station about $2.50 to $3.50 plus pantry draw; see the cost table in Teacher notes.</w:t>
+    </w:p>
+    <w:p>
+      <w:pPr>
+        <w:numPr>
+          <w:ilvl w:val="0"/>
+          <w:numId w:val="1004"/>
+        </w:numPr>
+        <w:pStyle w:val="Compact"/>
+      </w:pPr>
+      <w:r>
+        <w:t xml:space="preserve">Setup notes: label the four bowls before class or the batches get mixed up, which ruins the experiment and the period. Pre-crack the eggs into a cup per station. Put the leavening jars at the teacher’s table, not the station, and dispense them yourself, because a student who adds baking powder to Batch B by accident has ended the experiment. Set the oven at the start of Day 2’s do now. Sanitation routine, same six steps as every lab: hair back, sleeves up, wash hands, sanitize surfaces, clean as you go, station check before dismissal. Allergy check the day before: wheat, dairy, and egg are all in this recipe. Substitutions are in Differentiation. Nobody is required to taste. Cost per station about $2.50 to $3.50 plus pantry draw; see the cost table in Teacher notes.</w:t>
       </w:r>
     </w:p>
     <w:p>
@@ -1123,61 +1189,109 @@
       <w:r>
         <w:t xml:space="preserve">Monitor understanding:</w:t>
       </w:r>
-      <w:r>
-        <w:t xml:space="preserve"> </w:t>
-      </w:r>
-      <w:r>
-        <w:t xml:space="preserve">- Which bowl is the control, and what is a control for?</w:t>
-      </w:r>
-      <w:r>
-        <w:t xml:space="preserve"> </w:t>
-      </w:r>
-      <w:r>
-        <w:t xml:space="preserve">- Batch D has baking soda and no acid. What do you expect to taste?</w:t>
-      </w:r>
-      <w:r>
-        <w:t xml:space="preserve"> </w:t>
-      </w:r>
-      <w:r>
-        <w:t xml:space="preserve">- Your Batch C rose the highest and then sank in the middle. Is that a failure or data?</w:t>
-      </w:r>
-      <w:r>
-        <w:t xml:space="preserve"> </w:t>
-      </w:r>
-      <w:r>
-        <w:t xml:space="preserve">- Why does every batch get the same amount of batter in the liner?</w:t>
-      </w:r>
-    </w:p>
-    <w:p>
-      <w:pPr>
-        <w:pStyle w:val="BodyText"/>
+    </w:p>
+    <w:p>
+      <w:pPr>
+        <w:numPr>
+          <w:ilvl w:val="0"/>
+          <w:numId w:val="1005"/>
+        </w:numPr>
+        <w:pStyle w:val="Compact"/>
+      </w:pPr>
+      <w:r>
+        <w:t xml:space="preserve">Which bowl is the control, and what is a control for?</w:t>
+      </w:r>
+    </w:p>
+    <w:p>
+      <w:pPr>
+        <w:numPr>
+          <w:ilvl w:val="0"/>
+          <w:numId w:val="1005"/>
+        </w:numPr>
+        <w:pStyle w:val="Compact"/>
+      </w:pPr>
+      <w:r>
+        <w:t xml:space="preserve">Batch D has baking soda and no acid. What do you expect to taste?</w:t>
+      </w:r>
+    </w:p>
+    <w:p>
+      <w:pPr>
+        <w:numPr>
+          <w:ilvl w:val="0"/>
+          <w:numId w:val="1005"/>
+        </w:numPr>
+        <w:pStyle w:val="Compact"/>
+      </w:pPr>
+      <w:r>
+        <w:t xml:space="preserve">Your Batch C rose the highest and then sank in the middle. Is that a failure or data?</w:t>
+      </w:r>
+    </w:p>
+    <w:p>
+      <w:pPr>
+        <w:numPr>
+          <w:ilvl w:val="0"/>
+          <w:numId w:val="1005"/>
+        </w:numPr>
+        <w:pStyle w:val="Compact"/>
+      </w:pPr>
+      <w:r>
+        <w:t xml:space="preserve">Why does every batch get the same amount of batter in the liner?</w:t>
+      </w:r>
+    </w:p>
+    <w:p>
+      <w:pPr>
+        <w:pStyle w:val="FirstParagraph"/>
       </w:pPr>
       <w:r>
         <w:t xml:space="preserve">Deepen learning:</w:t>
       </w:r>
-      <w:r>
-        <w:t xml:space="preserve"> </w:t>
-      </w:r>
-      <w:r>
-        <w:t xml:space="preserve">- If we had changed the oven temperature for one batch, could we still say the leavening caused the difference? Why not?</w:t>
-      </w:r>
-      <w:r>
-        <w:t xml:space="preserve"> </w:t>
-      </w:r>
-      <w:r>
-        <w:t xml:space="preserve">- The recipe on a box of baking soda tells you to add buttermilk. Now you know why. What else in a kitchen would work as the acid?</w:t>
-      </w:r>
-      <w:r>
-        <w:t xml:space="preserve"> </w:t>
-      </w:r>
-      <w:r>
-        <w:t xml:space="preserve">- Batch B barely rose and it is still edible. Name a food where you want that, where you do not want it to rise.</w:t>
-      </w:r>
-      <w:r>
-        <w:t xml:space="preserve"> </w:t>
-      </w:r>
-      <w:r>
-        <w:t xml:space="preserve">- Your before heights were not all identical. Does that break the experiment? How much difference is too much?</w:t>
+    </w:p>
+    <w:p>
+      <w:pPr>
+        <w:numPr>
+          <w:ilvl w:val="0"/>
+          <w:numId w:val="1006"/>
+        </w:numPr>
+        <w:pStyle w:val="Compact"/>
+      </w:pPr>
+      <w:r>
+        <w:t xml:space="preserve">If we had changed the oven temperature for one batch, could we still say the leavening caused the difference? Why not?</w:t>
+      </w:r>
+    </w:p>
+    <w:p>
+      <w:pPr>
+        <w:numPr>
+          <w:ilvl w:val="0"/>
+          <w:numId w:val="1006"/>
+        </w:numPr>
+        <w:pStyle w:val="Compact"/>
+      </w:pPr>
+      <w:r>
+        <w:t xml:space="preserve">The recipe on a box of baking soda tells you to add buttermilk. Now you know why. What else in a kitchen would work as the acid?</w:t>
+      </w:r>
+    </w:p>
+    <w:p>
+      <w:pPr>
+        <w:numPr>
+          <w:ilvl w:val="0"/>
+          <w:numId w:val="1006"/>
+        </w:numPr>
+        <w:pStyle w:val="Compact"/>
+      </w:pPr>
+      <w:r>
+        <w:t xml:space="preserve">Batch B barely rose and it is still edible. Name a food where you want that, where you do not want it to rise.</w:t>
+      </w:r>
+    </w:p>
+    <w:p>
+      <w:pPr>
+        <w:numPr>
+          <w:ilvl w:val="0"/>
+          <w:numId w:val="1006"/>
+        </w:numPr>
+        <w:pStyle w:val="Compact"/>
+      </w:pPr>
+      <w:r>
+        <w:t xml:space="preserve">Your before heights were not all identical. Does that break the experiment? How much difference is too much?</w:t>
       </w:r>
     </w:p>
     <w:p>
@@ -1330,7 +1444,7 @@
       <w:pPr>
         <w:numPr>
           <w:ilvl w:val="0"/>
-          <w:numId w:val="1002"/>
+          <w:numId w:val="1007"/>
         </w:numPr>
         <w:pStyle w:val="Compact"/>
       </w:pPr>
@@ -1406,7 +1520,7 @@
       <w:pPr>
         <w:numPr>
           <w:ilvl w:val="0"/>
-          <w:numId w:val="1002"/>
+          <w:numId w:val="1007"/>
         </w:numPr>
         <w:pStyle w:val="Compact"/>
       </w:pPr>
@@ -1418,7 +1532,7 @@
       <w:pPr>
         <w:numPr>
           <w:ilvl w:val="0"/>
-          <w:numId w:val="1002"/>
+          <w:numId w:val="1007"/>
         </w:numPr>
         <w:pStyle w:val="Compact"/>
       </w:pPr>
@@ -1439,7 +1553,7 @@
       <w:pPr>
         <w:numPr>
           <w:ilvl w:val="0"/>
-          <w:numId w:val="1002"/>
+          <w:numId w:val="1007"/>
         </w:numPr>
         <w:pStyle w:val="Compact"/>
       </w:pPr>
@@ -1469,7 +1583,7 @@
       <w:pPr>
         <w:numPr>
           <w:ilvl w:val="0"/>
-          <w:numId w:val="1002"/>
+          <w:numId w:val="1007"/>
         </w:numPr>
         <w:pStyle w:val="Compact"/>
       </w:pPr>
@@ -1481,7 +1595,7 @@
       <w:pPr>
         <w:numPr>
           <w:ilvl w:val="0"/>
-          <w:numId w:val="1002"/>
+          <w:numId w:val="1007"/>
         </w:numPr>
         <w:pStyle w:val="Compact"/>
       </w:pPr>
@@ -1493,7 +1607,7 @@
       <w:pPr>
         <w:numPr>
           <w:ilvl w:val="0"/>
-          <w:numId w:val="1002"/>
+          <w:numId w:val="1007"/>
         </w:numPr>
         <w:pStyle w:val="Compact"/>
       </w:pPr>
@@ -1806,7 +1920,7 @@
       <w:pPr>
         <w:numPr>
           <w:ilvl w:val="0"/>
-          <w:numId w:val="1003"/>
+          <w:numId w:val="1008"/>
         </w:numPr>
         <w:pStyle w:val="Compact"/>
       </w:pPr>
@@ -1830,7 +1944,7 @@
       <w:pPr>
         <w:numPr>
           <w:ilvl w:val="0"/>
-          <w:numId w:val="1003"/>
+          <w:numId w:val="1008"/>
         </w:numPr>
         <w:pStyle w:val="Compact"/>
       </w:pPr>
@@ -1842,7 +1956,7 @@
       <w:pPr>
         <w:numPr>
           <w:ilvl w:val="0"/>
-          <w:numId w:val="1003"/>
+          <w:numId w:val="1008"/>
         </w:numPr>
         <w:pStyle w:val="Compact"/>
       </w:pPr>
@@ -1875,7 +1989,7 @@
       <w:pPr>
         <w:numPr>
           <w:ilvl w:val="0"/>
-          <w:numId w:val="1003"/>
+          <w:numId w:val="1008"/>
         </w:numPr>
         <w:pStyle w:val="Compact"/>
       </w:pPr>
@@ -1887,7 +2001,7 @@
       <w:pPr>
         <w:numPr>
           <w:ilvl w:val="0"/>
-          <w:numId w:val="1003"/>
+          <w:numId w:val="1008"/>
         </w:numPr>
         <w:pStyle w:val="Compact"/>
       </w:pPr>
@@ -1899,7 +2013,7 @@
       <w:pPr>
         <w:numPr>
           <w:ilvl w:val="0"/>
-          <w:numId w:val="1003"/>
+          <w:numId w:val="1008"/>
         </w:numPr>
         <w:pStyle w:val="Compact"/>
       </w:pPr>
@@ -1926,7 +2040,7 @@
       <w:pPr>
         <w:numPr>
           <w:ilvl w:val="0"/>
-          <w:numId w:val="1003"/>
+          <w:numId w:val="1008"/>
         </w:numPr>
         <w:pStyle w:val="Compact"/>
       </w:pPr>
@@ -1948,7 +2062,7 @@
       <w:pPr>
         <w:numPr>
           <w:ilvl w:val="0"/>
-          <w:numId w:val="1004"/>
+          <w:numId w:val="1009"/>
         </w:numPr>
         <w:pStyle w:val="Compact"/>
       </w:pPr>
@@ -1960,7 +2074,7 @@
       <w:pPr>
         <w:numPr>
           <w:ilvl w:val="0"/>
-          <w:numId w:val="1004"/>
+          <w:numId w:val="1009"/>
         </w:numPr>
         <w:pStyle w:val="Compact"/>
       </w:pPr>
@@ -1972,7 +2086,7 @@
       <w:pPr>
         <w:numPr>
           <w:ilvl w:val="0"/>
-          <w:numId w:val="1004"/>
+          <w:numId w:val="1009"/>
         </w:numPr>
         <w:pStyle w:val="Compact"/>
       </w:pPr>
@@ -1984,7 +2098,7 @@
       <w:pPr>
         <w:numPr>
           <w:ilvl w:val="0"/>
-          <w:numId w:val="1004"/>
+          <w:numId w:val="1009"/>
         </w:numPr>
         <w:pStyle w:val="Compact"/>
       </w:pPr>
@@ -1996,7 +2110,7 @@
       <w:pPr>
         <w:numPr>
           <w:ilvl w:val="0"/>
-          <w:numId w:val="1004"/>
+          <w:numId w:val="1009"/>
         </w:numPr>
         <w:pStyle w:val="Compact"/>
       </w:pPr>
@@ -2026,7 +2140,7 @@
       <w:pPr>
         <w:numPr>
           <w:ilvl w:val="0"/>
-          <w:numId w:val="1004"/>
+          <w:numId w:val="1009"/>
         </w:numPr>
         <w:pStyle w:val="Compact"/>
       </w:pPr>
@@ -2038,7 +2152,7 @@
       <w:pPr>
         <w:numPr>
           <w:ilvl w:val="0"/>
-          <w:numId w:val="1004"/>
+          <w:numId w:val="1009"/>
         </w:numPr>
         <w:pStyle w:val="Compact"/>
       </w:pPr>
@@ -2486,7 +2600,7 @@
       <w:pPr>
         <w:numPr>
           <w:ilvl w:val="0"/>
-          <w:numId w:val="1005"/>
+          <w:numId w:val="1010"/>
         </w:numPr>
         <w:pStyle w:val="Compact"/>
       </w:pPr>
@@ -2782,6 +2896,118 @@
       </w:pPr>
     </w:lvl>
   </w:abstractNum>
+  <w:abstractNum w:abstractNumId="99411">
+    <w:nsid w:val="71315dca"/>
+    <w:multiLevelType w:val="multilevel"/>
+    <w:lvl w:ilvl="0">
+      <w:start w:val="1"/>
+      <w:numFmt w:val="decimal"/>
+      <w:lvlText w:val="%1."/>
+      <w:lvlJc w:val="left"/>
+      <w:pPr>
+        <w:tabs>
+          <w:tab w:val="num" w:pos="0"/>
+        </w:tabs>
+        <w:ind w:left="480" w:hanging="480"/>
+      </w:pPr>
+    </w:lvl>
+    <w:lvl w:ilvl="1">
+      <w:start w:val="1"/>
+      <w:numFmt w:val="decimal"/>
+      <w:lvlText w:val="%2."/>
+      <w:lvlJc w:val="left"/>
+      <w:pPr>
+        <w:tabs>
+          <w:tab w:val="num" w:pos="720"/>
+        </w:tabs>
+        <w:ind w:left="1200" w:hanging="480"/>
+      </w:pPr>
+    </w:lvl>
+    <w:lvl w:ilvl="2">
+      <w:start w:val="1"/>
+      <w:numFmt w:val="decimal"/>
+      <w:lvlText w:val="%3."/>
+      <w:lvlJc w:val="left"/>
+      <w:pPr>
+        <w:tabs>
+          <w:tab w:val="num" w:pos="1440"/>
+        </w:tabs>
+        <w:ind w:left="1920" w:hanging="480"/>
+      </w:pPr>
+    </w:lvl>
+    <w:lvl w:ilvl="3">
+      <w:start w:val="1"/>
+      <w:numFmt w:val="decimal"/>
+      <w:lvlText w:val="%4."/>
+      <w:lvlJc w:val="left"/>
+      <w:pPr>
+        <w:tabs>
+          <w:tab w:val="num" w:pos="2160"/>
+        </w:tabs>
+        <w:ind w:left="2640" w:hanging="480"/>
+      </w:pPr>
+    </w:lvl>
+    <w:lvl w:ilvl="4">
+      <w:start w:val="1"/>
+      <w:numFmt w:val="decimal"/>
+      <w:lvlText w:val="%5."/>
+      <w:lvlJc w:val="left"/>
+      <w:pPr>
+        <w:tabs>
+          <w:tab w:val="num" w:pos="2880"/>
+        </w:tabs>
+        <w:ind w:left="3360" w:hanging="480"/>
+      </w:pPr>
+    </w:lvl>
+    <w:lvl w:ilvl="5">
+      <w:start w:val="1"/>
+      <w:numFmt w:val="decimal"/>
+      <w:lvlText w:val="%6."/>
+      <w:lvlJc w:val="left"/>
+      <w:pPr>
+        <w:tabs>
+          <w:tab w:val="num" w:pos="3600"/>
+        </w:tabs>
+        <w:ind w:left="4080" w:hanging="480"/>
+      </w:pPr>
+    </w:lvl>
+    <w:lvl w:ilvl="6">
+      <w:start w:val="1"/>
+      <w:numFmt w:val="decimal"/>
+      <w:lvlText w:val="%7."/>
+      <w:lvlJc w:val="left"/>
+      <w:pPr>
+        <w:tabs>
+          <w:tab w:val="num" w:pos="4320"/>
+        </w:tabs>
+        <w:ind w:left="4800" w:hanging="480"/>
+      </w:pPr>
+    </w:lvl>
+    <w:lvl w:ilvl="7">
+      <w:start w:val="1"/>
+      <w:numFmt w:val="decimal"/>
+      <w:lvlText w:val="%8."/>
+      <w:lvlJc w:val="left"/>
+      <w:pPr>
+        <w:tabs>
+          <w:tab w:val="num" w:pos="5040"/>
+        </w:tabs>
+        <w:ind w:left="5520" w:hanging="480"/>
+      </w:pPr>
+    </w:lvl>
+    <w:lvl w:ilvl="8">
+      <w:start w:val="1"/>
+      <w:numFmt w:val="decimal"/>
+      <w:lvlText w:val="%9."/>
+      <w:lvlJc w:val="left"/>
+      <w:pPr>
+        <w:tabs>
+          <w:tab w:val="num" w:pos="5760"/>
+        </w:tabs>
+        <w:ind w:left="6240" w:hanging="480"/>
+      </w:pPr>
+    </w:lvl>
+  </w:abstractNum>
   <w:num w:numId="1000">
     <w:abstractNumId w:val="990"/>
   </w:num>
@@ -2789,7 +3015,34 @@
     <w:abstractNumId w:val="991"/>
   </w:num>
   <w:num w:numId="1002">
-    <w:abstractNumId w:val="991"/>
+    <w:abstractNumId w:val="99411"/>
+    <w:lvlOverride w:ilvl="0">
+      <w:startOverride w:val="1"/>
+    </w:lvlOverride>
+    <w:lvlOverride w:ilvl="1">
+      <w:startOverride w:val="1"/>
+    </w:lvlOverride>
+    <w:lvlOverride w:ilvl="2">
+      <w:startOverride w:val="1"/>
+    </w:lvlOverride>
+    <w:lvlOverride w:ilvl="3">
+      <w:startOverride w:val="1"/>
+    </w:lvlOverride>
+    <w:lvlOverride w:ilvl="4">
+      <w:startOverride w:val="1"/>
+    </w:lvlOverride>
+    <w:lvlOverride w:ilvl="5">
+      <w:startOverride w:val="1"/>
+    </w:lvlOverride>
+    <w:lvlOverride w:ilvl="6">
+      <w:startOverride w:val="1"/>
+    </w:lvlOverride>
+    <w:lvlOverride w:ilvl="7">
+      <w:startOverride w:val="1"/>
+    </w:lvlOverride>
+    <w:lvlOverride w:ilvl="8">
+      <w:startOverride w:val="1"/>
+    </w:lvlOverride>
   </w:num>
   <w:num w:numId="1003">
     <w:abstractNumId w:val="991"/>
@@ -2798,6 +3051,21 @@
     <w:abstractNumId w:val="991"/>
   </w:num>
   <w:num w:numId="1005">
+    <w:abstractNumId w:val="991"/>
+  </w:num>
+  <w:num w:numId="1006">
+    <w:abstractNumId w:val="991"/>
+  </w:num>
+  <w:num w:numId="1007">
+    <w:abstractNumId w:val="991"/>
+  </w:num>
+  <w:num w:numId="1008">
+    <w:abstractNumId w:val="991"/>
+  </w:num>
+  <w:num w:numId="1009">
+    <w:abstractNumId w:val="991"/>
+  </w:num>
+  <w:num w:numId="1010">
     <w:abstractNumId w:val="991"/>
   </w:num>
 </w:numbering>

--- a/downloads/teacher/04 Units/Unit 06 - Food Systems and Production - From Farm to Table/Lesson 06.07 - Quick Bread Science Lab.docx
+++ b/downloads/teacher/04 Units/Unit 06 - Food Systems and Production - From Farm to Table/Lesson 06.07 - Quick Bread Science Lab.docx
@@ -1539,15 +1539,6 @@
       <w:r>
         <w:t xml:space="preserve">Allergy substitutions: wheat, one labeled batch made with a gluten free flour blend and run as a fifth batch or as that station’s Batch A; dairy, plant milk one for one; egg, 3 Tbsp of applesauce or 1 Tbsp ground flax in 3 Tbsp water per batch, with the note on the sheet that this changes the texture and is itself a variable.</w:t>
       </w:r>
-      <w:r>
-        <w:t xml:space="preserve"> </w:t>
-      </w:r>
-      <w:r>
-        <w:rPr>
-          <w:rStyle w:val="TeacherNote"/>
-        </w:rPr>
-        <w:t xml:space="preserve">[Sal: confirm every substitution against the nurse’s allergy list, not the student’s word.]</w:t>
-      </w:r>
     </w:p>
     <w:p>
       <w:pPr>
@@ -1797,7 +1788,7 @@
               <w:jc w:val="left"/>
             </w:pPr>
             <w:r>
-              <w:t xml:space="preserve">Formative; four constants and one independent variable required. Assessed summatively on the Cooking Methods Check, item 10 (the experiment’s variable)</w:t>
+              <w:t xml:space="preserve">Formative; four constants and one independent variable required. Assessed summatively on the Cooking Methods Check, items 7 and 8 (the experiment’s variable and constants)</w:t>
             </w:r>
           </w:p>
         </w:tc>
@@ -1896,15 +1887,6 @@
       <w:r>
         <w:t xml:space="preserve">Science: this is the science teacher’s lesson with food in it. Send them the lab sheet; if they have already taught variables and controls, say their words out loud here instead of new ones, and if they have not, this is their preview. Math: the height measurements are fractions of an inch and a ranking, and the before-and-after difference is subtraction with units.</w:t>
       </w:r>
-      <w:r>
-        <w:t xml:space="preserve"> </w:t>
-      </w:r>
-      <w:r>
-        <w:rPr>
-          <w:rStyle w:val="TeacherNote"/>
-        </w:rPr>
-        <w:t xml:space="preserve">[Sal: ask the science teacher which words they use for independent and dependent variable. Using their exact wording is free and it makes both classes stronger.]</w:t>
-      </w:r>
     </w:p>
     <w:p>
       <w:pPr>
@@ -1975,15 +1957,6 @@
       <w:r>
         <w:t xml:space="preserve">, section 2.</w:t>
       </w:r>
-      <w:r>
-        <w:t xml:space="preserve"> </w:t>
-      </w:r>
-      <w:r>
-        <w:rPr>
-          <w:rStyle w:val="TeacherNote"/>
-        </w:rPr>
-        <w:t xml:space="preserve">[Sal: confirm against the NYSED PDF.]</w:t>
-      </w:r>
     </w:p>
     <w:p>
       <w:pPr>
@@ -2018,7 +1991,7 @@
         <w:pStyle w:val="Compact"/>
       </w:pPr>
       <w:r>
-        <w:t xml:space="preserve">Unit 1, Lesson 1.8, for the science connection on baking powder that Sal’s own mug cake recipe sheet already carried, and</w:t>
+        <w:t xml:space="preserve">Unit 1, Lesson 1.8, for the science connection on baking powder that my own mug cake recipe sheet already carried, and</w:t>
       </w:r>
       <w:r>
         <w:t xml:space="preserve"> </w:t>
@@ -2045,7 +2018,7 @@
         <w:pStyle w:val="Compact"/>
       </w:pPr>
       <w:r>
-        <w:t xml:space="preserve">Sal’s own materials: the four-phase workflow, the role card structure, and the clean-up zones come from his King Kullen lesson packages (Education/TeachingWork/LessonPlans), rewritten for a station of seven.</w:t>
+        <w:t xml:space="preserve">My own materials: the four-phase workflow, the role card structure, and the clean-up zones come from my lab lesson packages, rewritten for a station of seven.</w:t>
       </w:r>
     </w:p>
     <w:p>
@@ -2157,7 +2130,7 @@
         <w:pStyle w:val="Compact"/>
       </w:pPr>
       <w:r>
-        <w:t xml:space="preserve">Per-station cost estimate (store brand, Long Island supermarket, and every price marked [update from this week’s circular]):</w:t>
+        <w:t xml:space="preserve">Per-station cost estimate (store brand, Long Island supermarket, and every price to be refreshed from the current circular before teaching):</w:t>
       </w:r>
     </w:p>
     <w:tbl>
@@ -2596,21 +2569,6 @@
         </w:tc>
       </w:tr>
     </w:tbl>
-    <w:p>
-      <w:pPr>
-        <w:numPr>
-          <w:ilvl w:val="0"/>
-          <w:numId w:val="1010"/>
-        </w:numPr>
-        <w:pStyle w:val="Compact"/>
-      </w:pPr>
-      <w:r>
-        <w:rPr>
-          <w:rStyle w:val="TeacherNote"/>
-        </w:rPr>
-        <w:t xml:space="preserve">[Sal: this is the cheapest lab in the unit and the one that gets the most out of a period. If the budget is tight the week you plan Unit 6, run this one and the pasta lab and make the quesadilla lab the optional third.]</w:t>
-      </w:r>
-    </w:p>
     <w:sectPr>
       <w:headerReference w:type="default" r:id="rId9"/>
       <w:pgSz w:w="12240" w:h="15840"/>
@@ -3063,9 +3021,6 @@
     <w:abstractNumId w:val="991"/>
   </w:num>
   <w:num w:numId="1009">
-    <w:abstractNumId w:val="991"/>
-  </w:num>
-  <w:num w:numId="1010">
     <w:abstractNumId w:val="991"/>
   </w:num>
 </w:numbering>
